--- a/Website/static/downloads/showcase/features/word-review-report/reviewreportworkflow.docx
+++ b/Website/static/downloads/showcase/features/word-review-report/reviewreportworkflow.docx
@@ -47,14 +47,14 @@
 
 <file path=word/comments.xml><?xml version="1.0" encoding="utf-8"?>
 <w:comments xmlns:w="http://schemas.openxmlformats.org/wordprocessingml/2006/main">
-  <w:comment w:initials="LR" w:author="Legal Reviewer" w:date="2026-09-07T13:40:02.5008859+02:00" w:id="1">
+  <w:comment w:initials="LR" w:author="Legal Reviewer" w:date="2026-10-12T04:32:32.4603793+02:00" w:id="1">
     <w:p xmlns:w14="http://schemas.microsoft.com/office/word/2010/wordml">
       <w:r>
         <w:t>Please align this notification period with the incident policy.</w:t>
       </w:r>
     </w:p>
   </w:comment>
-  <w:comment w:initials="DO" w:author="Document Owner" w:date="2026-09-07T13:40:02.5112369+02:00" w:id="2">
+  <w:comment w:initials="DO" w:author="Document Owner" w:date="2026-10-12T04:32:32.4652059+02:00" w:id="2">
     <w:p xmlns:w14="http://schemas.microsoft.com/office/word/2010/wordml">
       <w:r>
         <w:t>Updated in the tracked revision below.</w:t>
